--- a/BillingOther.docx
+++ b/BillingOther.docx
@@ -790,14 +790,14 @@
           <w:p>
             <w:pPr>
               <w:rPr>
-                <w:rFonts w:ascii="Arial" w:hAnsi="Arial" w:cs="Arial"/>
+                <w:rFonts w:cstheme="minorHAnsi"/>
                 <w:color w:val="231F20"/>
               </w:rPr>
             </w:pPr>
             <w:proofErr w:type="gramStart"/>
             <w:r>
               <w:rPr>
-                <w:rFonts w:ascii="Arial" w:hAnsi="Arial" w:cs="Arial"/>
+                <w:rFonts w:cstheme="minorHAnsi"/>
                 <w:color w:val="231F20"/>
               </w:rPr>
               <w:t>{{ total</w:t>
@@ -805,7 +805,7 @@
             <w:proofErr w:type="gramEnd"/>
             <w:r>
               <w:rPr>
-                <w:rFonts w:ascii="Arial" w:hAnsi="Arial" w:cs="Arial"/>
+                <w:rFonts w:cstheme="minorHAnsi"/>
                 <w:color w:val="231F20"/>
               </w:rPr>
               <w:t xml:space="preserve"> }}</w:t>
